--- a/projetos.docx
+++ b/projetos.docx
@@ -2,6 +2,12 @@
 <file path=word/document.xml><?xml version="1.0" encoding="utf-8"?>
 <w:document xmlns:wpc="http://schemas.microsoft.com/office/word/2010/wordprocessingCanvas" xmlns:cx="http://schemas.microsoft.com/office/drawing/2014/chartex" xmlns:cx1="http://schemas.microsoft.com/office/drawing/2015/9/8/chartex" xmlns:cx2="http://schemas.microsoft.com/office/drawing/2015/10/21/chartex" xmlns:cx3="http://schemas.microsoft.com/office/drawing/2016/5/9/chartex" xmlns:cx4="http://schemas.microsoft.com/office/drawing/2016/5/10/chartex" xmlns:cx5="http://schemas.microsoft.com/office/drawing/2016/5/11/chartex" xmlns:cx6="http://schemas.microsoft.com/office/drawing/2016/5/12/chartex" xmlns:cx7="http://schemas.microsoft.com/office/drawing/2016/5/13/chartex" xmlns:cx8="http://schemas.microsoft.com/office/drawing/2016/5/14/chartex" xmlns:mc="http://schemas.openxmlformats.org/markup-compatibility/2006" xmlns:aink="http://schemas.microsoft.com/office/drawing/2016/ink" xmlns:am3d="http://schemas.microsoft.com/office/drawing/2017/model3d" xmlns:o="urn:schemas-microsoft-com:office:office" xmlns:oel="http://schemas.microsoft.com/office/2019/extlst" xmlns:r="http://schemas.openxmlformats.org/officeDocument/2006/relationships" xmlns:m="http://schemas.openxmlformats.org/officeDocument/2006/math" xmlns:v="urn:schemas-microsoft-com:vml" xmlns:wp14="http://schemas.microsoft.com/office/word/2010/wordprocessingDrawing" xmlns:wp="http://schemas.openxmlformats.org/drawingml/2006/wordprocessingDrawing" xmlns:w10="urn:schemas-microsoft-com:office:word" xmlns:w="http://schemas.openxmlformats.org/wordprocessingml/2006/main" xmlns:w14="http://schemas.microsoft.com/office/word/2010/wordml" xmlns:w15="http://schemas.microsoft.com/office/word/2012/wordml" xmlns:w16cex="http://schemas.microsoft.com/office/word/2018/wordml/cex" xmlns:w16cid="http://schemas.microsoft.com/office/word/2016/wordml/cid" xmlns:w16="http://schemas.microsoft.com/office/word/2018/wordml" xmlns:w16du="http://schemas.microsoft.com/office/word/2023/wordml/word16du" xmlns:w16sdtdh="http://schemas.microsoft.com/office/word/2020/wordml/sdtdatahash" xmlns:w16sdtfl="http://schemas.microsoft.com/office/word/2024/wordml/sdtformatlock" xmlns:w16se="http://schemas.microsoft.com/office/word/2015/wordml/symex" xmlns:wpg="http://schemas.microsoft.com/office/word/2010/wordprocessingGroup" xmlns:wpi="http://schemas.microsoft.com/office/word/2010/wordprocessingInk" xmlns:wne="http://schemas.microsoft.com/office/word/2006/wordml" xmlns:wps="http://schemas.microsoft.com/office/word/2010/wordprocessingShape" mc:Ignorable="w14 w15 w16se w16cid w16 w16cex w16sdtdh w16sdtfl w16du wp14">
   <w:body>
+    <w:p/>
+    <w:p>
+      <w:r>
+        <w:t>App.py</w:t>
+      </w:r>
+    </w:p>
     <w:p>
       <w:r>
         <w:t>CONSUMO INTELIGENTE DE ENERGIA</w:t>
@@ -9,104 +15,161 @@
     </w:p>
     <w:p/>
     <w:p>
-      <w:r>
-        <w:t>aparelho=</w:t>
-      </w:r>
-      <w:proofErr w:type="gramStart"/>
-      <w:r>
-        <w:t>input(</w:t>
-      </w:r>
-      <w:proofErr w:type="gramEnd"/>
-      <w:r>
-        <w:t>"digite o nome do aparelho")</w:t>
+      <w:proofErr w:type="spellStart"/>
+      <w:r>
+        <w:t>nome_equipamento</w:t>
+      </w:r>
+      <w:proofErr w:type="spellEnd"/>
+      <w:r>
+        <w:t>=input("digite o nome do aparelho")</w:t>
+      </w:r>
+    </w:p>
+    <w:p>
+      <w:r>
+        <w:t>watts=input("digite a pot</w:t>
+      </w:r>
+      <w:r>
+        <w:t>ê</w:t>
+      </w:r>
+      <w:r>
+        <w:t>ncia do aparelho")</w:t>
       </w:r>
     </w:p>
     <w:p>
       <w:proofErr w:type="spellStart"/>
       <w:r>
-        <w:t>potencia</w:t>
+        <w:t>tempo</w:t>
+      </w:r>
+      <w:r>
+        <w:t>_</w:t>
+      </w:r>
+      <w:r>
+        <w:t>horas</w:t>
       </w:r>
       <w:proofErr w:type="spellEnd"/>
       <w:r>
-        <w:t>=</w:t>
-      </w:r>
-      <w:proofErr w:type="gramStart"/>
-      <w:r>
-        <w:t>input(</w:t>
-      </w:r>
-      <w:proofErr w:type="gramEnd"/>
-      <w:r>
-        <w:t xml:space="preserve">"qual a </w:t>
-      </w:r>
-      <w:proofErr w:type="spellStart"/>
-      <w:r>
-        <w:t>potencia</w:t>
-      </w:r>
-      <w:proofErr w:type="spellEnd"/>
-      <w:r>
-        <w:t xml:space="preserve"> do aparelho")</w:t>
+        <w:t>=input("digite o tempo m</w:t>
+      </w:r>
+      <w:r>
+        <w:t>é</w:t>
+      </w:r>
+      <w:r>
+        <w:t>dio de uso do aparelho")</w:t>
       </w:r>
     </w:p>
     <w:p>
       <w:proofErr w:type="spellStart"/>
       <w:r>
-        <w:t>uso_diario</w:t>
+        <w:t>consumo_mensal</w:t>
       </w:r>
       <w:proofErr w:type="spellEnd"/>
       <w:r>
-        <w:t>=</w:t>
-      </w:r>
-      <w:proofErr w:type="gramStart"/>
-      <w:r>
-        <w:t>input(</w:t>
-      </w:r>
-      <w:proofErr w:type="gramEnd"/>
-      <w:r>
-        <w:t xml:space="preserve">"qual o tempo </w:t>
+        <w:t>=(potencia*</w:t>
       </w:r>
       <w:proofErr w:type="spellStart"/>
       <w:r>
-        <w:t>medio</w:t>
+        <w:t>horasdia</w:t>
       </w:r>
       <w:proofErr w:type="spellEnd"/>
       <w:r>
-        <w:t xml:space="preserve"> de uso </w:t>
-      </w:r>
-      <w:proofErr w:type="spellStart"/>
-      <w:r>
-        <w:t>diario</w:t>
-      </w:r>
-      <w:proofErr w:type="spellEnd"/>
-      <w:r>
-        <w:t>")</w:t>
+        <w:t>*30)/1000</w:t>
       </w:r>
     </w:p>
     <w:p>
+      <w:r>
+        <w:t>print=(</w:t>
+      </w:r>
       <w:proofErr w:type="spellStart"/>
       <w:r>
-        <w:t>consumo_mensal</w:t>
+        <w:t>nome_equipamento,watts,tempo_horas</w:t>
       </w:r>
       <w:proofErr w:type="spellEnd"/>
       <w:r>
-        <w:t>=input(potencia*</w:t>
+        <w:t xml:space="preserve">, </w:t>
       </w:r>
       <w:proofErr w:type="spellStart"/>
       <w:r>
-        <w:t>uso_diario</w:t>
+        <w:t>consumomensal</w:t>
       </w:r>
       <w:proofErr w:type="spellEnd"/>
       <w:r>
-        <w:t>*</w:t>
-      </w:r>
-      <w:proofErr w:type="gramStart"/>
-      <w:r>
-        <w:t>30)/</w:t>
-      </w:r>
-      <w:proofErr w:type="gramEnd"/>
-      <w:r>
-        <w:t>1000</w:t>
+        <w:t>)</w:t>
       </w:r>
     </w:p>
+    <w:p/>
+    <w:p>
+      <w:r>
+        <w:t>README</w:t>
+      </w:r>
+    </w:p>
+    <w:p>
+      <w:r>
+        <w:t>CONSUMO-INTELIGENTE</w:t>
+      </w:r>
+    </w:p>
+    <w:p>
+      <w:r>
+        <w:t xml:space="preserve">este projeto foi criado para ajudar os </w:t>
+      </w:r>
+      <w:proofErr w:type="spellStart"/>
+      <w:r>
+        <w:t>clinte</w:t>
+      </w:r>
+      <w:proofErr w:type="spellEnd"/>
+      <w:r>
+        <w:t xml:space="preserve"> a fazerem o consumo inteligente de seus equipamentos </w:t>
+      </w:r>
+      <w:proofErr w:type="spellStart"/>
+      <w:r>
+        <w:t>eletronicos</w:t>
+      </w:r>
+      <w:proofErr w:type="spellEnd"/>
+    </w:p>
+    <w:p>
+      <w:r>
+        <w:t xml:space="preserve">O programa é de </w:t>
+      </w:r>
+      <w:proofErr w:type="spellStart"/>
+      <w:r>
+        <w:t>facil</w:t>
+      </w:r>
+      <w:proofErr w:type="spellEnd"/>
+      <w:r>
+        <w:t xml:space="preserve"> execução, o cliente entra com os dados e o </w:t>
+      </w:r>
+      <w:proofErr w:type="spellStart"/>
+      <w:r>
+        <w:t>proprio</w:t>
+      </w:r>
+      <w:proofErr w:type="spellEnd"/>
+      <w:r>
+        <w:t xml:space="preserve"> programa o executa</w:t>
+      </w:r>
+    </w:p>
+    <w:p>
+      <w:r>
+        <w:t xml:space="preserve">o programa perguntara o tipo de aparelho, a voltagem, o tempo </w:t>
+      </w:r>
+      <w:proofErr w:type="spellStart"/>
+      <w:r>
+        <w:t>diario</w:t>
+      </w:r>
+      <w:proofErr w:type="spellEnd"/>
+      <w:r>
+        <w:t xml:space="preserve"> de uso e informara o consumo mensal.</w:t>
+      </w:r>
+    </w:p>
+    <w:p>
+      <w:r>
+        <w:t xml:space="preserve">a linguagem de programação utilizada e </w:t>
+      </w:r>
+      <w:proofErr w:type="spellStart"/>
+      <w:r>
+        <w:t>python</w:t>
+      </w:r>
+      <w:proofErr w:type="spellEnd"/>
+    </w:p>
+    <w:p/>
     <w:p/>
     <w:p/>
     <w:sectPr>
